--- a/04-Development-and-Quality-Assurance/Poster/Sections/04 Project Impact.docx
+++ b/04-Development-and-Quality-Assurance/Poster/Sections/04 Project Impact.docx
@@ -3,13 +3,31 @@
 <w:document xmlns:wpc="http://schemas.microsoft.com/office/word/2010/wordprocessingCanvas" xmlns:cx="http://schemas.microsoft.com/office/drawing/2014/chartex" xmlns:cx1="http://schemas.microsoft.com/office/drawing/2015/9/8/chartex" xmlns:cx2="http://schemas.microsoft.com/office/drawing/2015/10/21/chartex" xmlns:cx3="http://schemas.microsoft.com/office/drawing/2016/5/9/chartex" xmlns:cx4="http://schemas.microsoft.com/office/drawing/2016/5/10/chartex" xmlns:cx5="http://schemas.microsoft.com/office/drawing/2016/5/11/chartex" xmlns:cx6="http://schemas.microsoft.com/office/drawing/2016/5/12/chartex" xmlns:cx7="http://schemas.microsoft.com/office/drawing/2016/5/13/chartex" xmlns:cx8="http://schemas.microsoft.com/office/drawing/2016/5/14/chartex" xmlns:mc="http://schemas.openxmlformats.org/markup-compatibility/2006" xmlns:aink="http://schemas.microsoft.com/office/drawing/2016/ink" xmlns:am3d="http://schemas.microsoft.com/office/drawing/2017/model3d" xmlns:o="urn:schemas-microsoft-com:office:office" xmlns:oel="http://schemas.microsoft.com/office/2019/extlst" xmlns:r="http://schemas.openxmlformats.org/officeDocument/2006/relationships" xmlns:m="http://schemas.openxmlformats.org/officeDocument/2006/math" xmlns:v="urn:schemas-microsoft-com:vml" xmlns:wp14="http://schemas.microsoft.com/office/word/2010/wordprocessingDrawing" xmlns:wp="http://schemas.openxmlformats.org/drawingml/2006/wordprocessingDrawing" xmlns:w10="urn:schemas-microsoft-com:office:word" xmlns:w="http://schemas.openxmlformats.org/wordprocessingml/2006/main" xmlns:w14="http://schemas.microsoft.com/office/word/2010/wordml" xmlns:w15="http://schemas.microsoft.com/office/word/2012/wordml" xmlns:w16cex="http://schemas.microsoft.com/office/word/2018/wordml/cex" xmlns:w16cid="http://schemas.microsoft.com/office/word/2016/wordml/cid" xmlns:w16="http://schemas.microsoft.com/office/word/2018/wordml" xmlns:w16du="http://schemas.microsoft.com/office/word/2023/wordml/word16du" xmlns:w16sdtdh="http://schemas.microsoft.com/office/word/2020/wordml/sdtdatahash" xmlns:w16sdtfl="http://schemas.microsoft.com/office/word/2024/wordml/sdtformatlock" xmlns:w16se="http://schemas.microsoft.com/office/word/2015/wordml/symex" xmlns:wpg="http://schemas.microsoft.com/office/word/2010/wordprocessingGroup" xmlns:wpi="http://schemas.microsoft.com/office/word/2010/wordprocessingInk" xmlns:wne="http://schemas.microsoft.com/office/word/2006/wordml" xmlns:wps="http://schemas.microsoft.com/office/word/2010/wordprocessingShape" mc:Ignorable="w14 w15 w16se w16cid w16 w16cex w16sdtdh w16sdtfl w16du wp14">
   <w:body>
     <w:p>
-      <w:r>
+      <w:pPr>
+        <w:rPr>
+          <w:sz w:val="22"/>
+          <w:szCs w:val="22"/>
+        </w:rPr>
+      </w:pPr>
+      <w:r>
+        <w:rPr>
+          <w:sz w:val="22"/>
+          <w:szCs w:val="22"/>
+        </w:rPr>
         <w:t xml:space="preserve">The </w:t>
       </w:r>
       <w:r>
+        <w:rPr>
+          <w:sz w:val="22"/>
+          <w:szCs w:val="22"/>
+        </w:rPr>
         <w:t xml:space="preserve">Network Performance Evaluation of Linux-based Operating Systems will provide </w:t>
       </w:r>
       <w:r>
+        <w:rPr>
+          <w:sz w:val="22"/>
+          <w:szCs w:val="22"/>
+        </w:rPr>
         <w:t>useful real-world data on the relative performance metrics between different Linux operating systems, and between IPv4 and IPv6.</w:t>
       </w:r>
     </w:p>
@@ -20,29 +38,65 @@
           <w:ilvl w:val="0"/>
           <w:numId w:val="1"/>
         </w:numPr>
-      </w:pPr>
-      <w:r>
+        <w:rPr>
+          <w:sz w:val="22"/>
+          <w:szCs w:val="22"/>
+        </w:rPr>
+      </w:pPr>
+      <w:r>
+        <w:rPr>
+          <w:sz w:val="22"/>
+          <w:szCs w:val="22"/>
+        </w:rPr>
         <w:t xml:space="preserve">Given the shortage of IPv4 addresses, this project </w:t>
       </w:r>
       <w:r>
+        <w:rPr>
+          <w:sz w:val="22"/>
+          <w:szCs w:val="22"/>
+        </w:rPr>
         <w:t>is important because it helps understand the pros and cons of switching to IPv6</w:t>
       </w:r>
       <w:r>
+        <w:rPr>
+          <w:sz w:val="22"/>
+          <w:szCs w:val="22"/>
+        </w:rPr>
         <w:t xml:space="preserve">, and the </w:t>
       </w:r>
       <w:r>
+        <w:rPr>
+          <w:sz w:val="22"/>
+          <w:szCs w:val="22"/>
+        </w:rPr>
         <w:t xml:space="preserve">differences </w:t>
       </w:r>
       <w:r>
+        <w:rPr>
+          <w:sz w:val="22"/>
+          <w:szCs w:val="22"/>
+        </w:rPr>
         <w:t>with TCP</w:t>
       </w:r>
       <w:r>
+        <w:rPr>
+          <w:sz w:val="22"/>
+          <w:szCs w:val="22"/>
+        </w:rPr>
         <w:t xml:space="preserve"> vs.</w:t>
       </w:r>
       <w:r>
+        <w:rPr>
+          <w:sz w:val="22"/>
+          <w:szCs w:val="22"/>
+        </w:rPr>
         <w:t xml:space="preserve"> UDP</w:t>
       </w:r>
       <w:r>
+        <w:rPr>
+          <w:sz w:val="22"/>
+          <w:szCs w:val="22"/>
+        </w:rPr>
         <w:t>.</w:t>
       </w:r>
     </w:p>
@@ -53,66 +107,612 @@
           <w:ilvl w:val="0"/>
           <w:numId w:val="1"/>
         </w:numPr>
-      </w:pPr>
-      <w:r>
+        <w:rPr>
+          <w:sz w:val="22"/>
+          <w:szCs w:val="22"/>
+        </w:rPr>
+      </w:pPr>
+      <w:r>
+        <w:rPr>
+          <w:sz w:val="22"/>
+          <w:szCs w:val="22"/>
+        </w:rPr>
         <w:t xml:space="preserve">This data will allow Dr. Lutui to perform comparative analyses between historic and future data to find performance trends that may </w:t>
       </w:r>
       <w:r>
+        <w:rPr>
+          <w:sz w:val="22"/>
+          <w:szCs w:val="22"/>
+        </w:rPr>
         <w:t>influence the</w:t>
       </w:r>
       <w:r>
+        <w:rPr>
+          <w:sz w:val="22"/>
+          <w:szCs w:val="22"/>
+        </w:rPr>
         <w:t xml:space="preserve"> adoption of IPv6</w:t>
       </w:r>
       <w:r>
+        <w:rPr>
+          <w:sz w:val="22"/>
+          <w:szCs w:val="22"/>
+        </w:rPr>
         <w:t xml:space="preserve"> and its implementation on Linux-based operating systems</w:t>
       </w:r>
       <w:r>
+        <w:rPr>
+          <w:sz w:val="22"/>
+          <w:szCs w:val="22"/>
+        </w:rPr>
         <w:t>.</w:t>
       </w:r>
     </w:p>
     <w:p>
-      <w:r>
+      <w:pPr>
+        <w:rPr>
+          <w:sz w:val="22"/>
+          <w:szCs w:val="22"/>
+        </w:rPr>
+      </w:pPr>
+      <w:r>
+        <w:rPr>
+          <w:sz w:val="22"/>
+          <w:szCs w:val="22"/>
+        </w:rPr>
         <w:t xml:space="preserve">The long-term impact </w:t>
       </w:r>
       <w:r>
+        <w:rPr>
+          <w:sz w:val="22"/>
+          <w:szCs w:val="22"/>
+        </w:rPr>
         <w:t>sh</w:t>
       </w:r>
       <w:r>
+        <w:rPr>
+          <w:sz w:val="22"/>
+          <w:szCs w:val="22"/>
+        </w:rPr>
         <w:t xml:space="preserve">ould be a better understanding of IPv6’s </w:t>
       </w:r>
       <w:r>
+        <w:rPr>
+          <w:sz w:val="22"/>
+          <w:szCs w:val="22"/>
+        </w:rPr>
         <w:t>performance</w:t>
       </w:r>
       <w:r>
+        <w:rPr>
+          <w:sz w:val="22"/>
+          <w:szCs w:val="22"/>
+        </w:rPr>
         <w:t xml:space="preserve"> compared to IPv4</w:t>
       </w:r>
       <w:r>
+        <w:rPr>
+          <w:sz w:val="22"/>
+          <w:szCs w:val="22"/>
+        </w:rPr>
         <w:t>, alongside</w:t>
       </w:r>
       <w:r>
+        <w:rPr>
+          <w:sz w:val="22"/>
+          <w:szCs w:val="22"/>
+        </w:rPr>
         <w:t xml:space="preserve"> TCP/UDP</w:t>
       </w:r>
       <w:r>
+        <w:rPr>
+          <w:sz w:val="22"/>
+          <w:szCs w:val="22"/>
+        </w:rPr>
         <w:t xml:space="preserve"> data </w:t>
       </w:r>
       <w:r>
+        <w:rPr>
+          <w:sz w:val="22"/>
+          <w:szCs w:val="22"/>
+        </w:rPr>
         <w:t xml:space="preserve">that </w:t>
       </w:r>
       <w:r>
+        <w:rPr>
+          <w:sz w:val="22"/>
+          <w:szCs w:val="22"/>
+        </w:rPr>
         <w:t>support</w:t>
       </w:r>
       <w:r>
+        <w:rPr>
+          <w:sz w:val="22"/>
+          <w:szCs w:val="22"/>
+        </w:rPr>
         <w:t>s</w:t>
       </w:r>
       <w:r>
+        <w:rPr>
+          <w:sz w:val="22"/>
+          <w:szCs w:val="22"/>
+        </w:rPr>
         <w:t xml:space="preserve"> the move to newer protocols such as Q</w:t>
       </w:r>
       <w:r>
+        <w:rPr>
+          <w:sz w:val="22"/>
+          <w:szCs w:val="22"/>
+        </w:rPr>
         <w:t>UIC</w:t>
       </w:r>
       <w:r>
+        <w:rPr>
+          <w:sz w:val="22"/>
+          <w:szCs w:val="22"/>
+        </w:rPr>
         <w:t>. In theory, this should also have a positive impact on the network stack in Linux.</w:t>
       </w:r>
+    </w:p>
+    <w:p>
+      <w:pPr>
+        <w:rPr>
+          <w:sz w:val="22"/>
+          <w:szCs w:val="22"/>
+        </w:rPr>
+      </w:pPr>
+    </w:p>
+    <w:p>
+      <w:pPr>
+        <w:rPr>
+          <w:sz w:val="22"/>
+          <w:szCs w:val="22"/>
+        </w:rPr>
+      </w:pPr>
+      <w:r>
+        <w:rPr>
+          <w:sz w:val="22"/>
+          <w:szCs w:val="22"/>
+        </w:rPr>
+        <w:t>Summarised</w:t>
+      </w:r>
+      <w:r>
+        <w:rPr>
+          <w:sz w:val="22"/>
+          <w:szCs w:val="22"/>
+        </w:rPr>
+        <w:t xml:space="preserve"> </w:t>
+      </w:r>
+      <w:r>
+        <w:rPr>
+          <w:sz w:val="22"/>
+          <w:szCs w:val="22"/>
+        </w:rPr>
+        <w:t xml:space="preserve">version: </w:t>
+      </w:r>
+    </w:p>
+    <w:p>
+      <w:pPr>
+        <w:rPr>
+          <w:sz w:val="22"/>
+          <w:szCs w:val="22"/>
+        </w:rPr>
+      </w:pPr>
+      <w:r>
+        <w:rPr>
+          <w:sz w:val="22"/>
+          <w:szCs w:val="22"/>
+        </w:rPr>
+        <w:t>Th</w:t>
+      </w:r>
+      <w:r>
+        <w:rPr>
+          <w:sz w:val="22"/>
+          <w:szCs w:val="22"/>
+        </w:rPr>
+        <w:t>is evaluation provides real-world data</w:t>
+      </w:r>
+      <w:r>
+        <w:rPr>
+          <w:sz w:val="22"/>
+          <w:szCs w:val="22"/>
+        </w:rPr>
+        <w:t xml:space="preserve"> that compares the Network Performance between t</w:t>
+      </w:r>
+      <w:r>
+        <w:rPr>
+          <w:sz w:val="22"/>
+          <w:szCs w:val="22"/>
+        </w:rPr>
+        <w:t xml:space="preserve">he different Linux operating systems and </w:t>
+      </w:r>
+      <w:r>
+        <w:rPr>
+          <w:sz w:val="22"/>
+          <w:szCs w:val="22"/>
+        </w:rPr>
+        <w:t>IPv4 and IPv6</w:t>
+      </w:r>
+      <w:r>
+        <w:rPr>
+          <w:sz w:val="22"/>
+          <w:szCs w:val="22"/>
+        </w:rPr>
+        <w:t>.</w:t>
+      </w:r>
+    </w:p>
+    <w:p>
+      <w:pPr>
+        <w:pStyle w:val="ListParagraph"/>
+        <w:numPr>
+          <w:ilvl w:val="0"/>
+          <w:numId w:val="2"/>
+        </w:numPr>
+        <w:rPr>
+          <w:sz w:val="22"/>
+          <w:szCs w:val="22"/>
+        </w:rPr>
+      </w:pPr>
+      <w:r>
+        <w:rPr>
+          <w:sz w:val="22"/>
+          <w:szCs w:val="22"/>
+        </w:rPr>
+        <w:t xml:space="preserve">Examines the IPv4 address shortage by </w:t>
+      </w:r>
+      <w:r>
+        <w:rPr>
+          <w:sz w:val="22"/>
+          <w:szCs w:val="22"/>
+        </w:rPr>
+        <w:t xml:space="preserve">going through the </w:t>
+      </w:r>
+      <w:r>
+        <w:rPr>
+          <w:sz w:val="22"/>
+          <w:szCs w:val="22"/>
+        </w:rPr>
+        <w:t>pros and cons of transitioning to IPv6 and differences with TCP/UDP.</w:t>
+      </w:r>
+    </w:p>
+    <w:p>
+      <w:pPr>
+        <w:pStyle w:val="ListParagraph"/>
+        <w:numPr>
+          <w:ilvl w:val="0"/>
+          <w:numId w:val="2"/>
+        </w:numPr>
+        <w:rPr>
+          <w:sz w:val="22"/>
+          <w:szCs w:val="22"/>
+        </w:rPr>
+      </w:pPr>
+      <w:r>
+        <w:rPr>
+          <w:sz w:val="22"/>
+          <w:szCs w:val="22"/>
+        </w:rPr>
+        <w:t>The</w:t>
+      </w:r>
+      <w:r>
+        <w:rPr>
+          <w:sz w:val="22"/>
+          <w:szCs w:val="22"/>
+        </w:rPr>
+        <w:t xml:space="preserve"> results allow </w:t>
+      </w:r>
+      <w:r>
+        <w:rPr>
+          <w:sz w:val="22"/>
+          <w:szCs w:val="22"/>
+        </w:rPr>
+        <w:t xml:space="preserve">Dr. Lutui </w:t>
+      </w:r>
+      <w:r>
+        <w:rPr>
+          <w:sz w:val="22"/>
+          <w:szCs w:val="22"/>
+        </w:rPr>
+        <w:t xml:space="preserve">to compare historic and future data </w:t>
+      </w:r>
+      <w:r>
+        <w:rPr>
+          <w:sz w:val="22"/>
+          <w:szCs w:val="22"/>
+        </w:rPr>
+        <w:t xml:space="preserve">to track performance trends </w:t>
+      </w:r>
+      <w:r>
+        <w:rPr>
+          <w:sz w:val="22"/>
+          <w:szCs w:val="22"/>
+        </w:rPr>
+        <w:t>influencing IPv6 adoption on Linux.</w:t>
+      </w:r>
+    </w:p>
+    <w:p>
+      <w:pPr>
+        <w:rPr>
+          <w:sz w:val="22"/>
+          <w:szCs w:val="22"/>
+        </w:rPr>
+      </w:pPr>
+      <w:r>
+        <w:rPr>
+          <w:sz w:val="22"/>
+          <w:szCs w:val="22"/>
+        </w:rPr>
+        <w:t>The goal long-term</w:t>
+      </w:r>
+      <w:r>
+        <w:rPr>
+          <w:sz w:val="22"/>
+          <w:szCs w:val="22"/>
+        </w:rPr>
+        <w:t xml:space="preserve"> aims to impr</w:t>
+      </w:r>
+      <w:r>
+        <w:rPr>
+          <w:sz w:val="22"/>
+          <w:szCs w:val="22"/>
+        </w:rPr>
+        <w:t xml:space="preserve">ove </w:t>
+      </w:r>
+      <w:r>
+        <w:rPr>
+          <w:sz w:val="22"/>
+          <w:szCs w:val="22"/>
+        </w:rPr>
+        <w:t xml:space="preserve">the </w:t>
+      </w:r>
+      <w:r>
+        <w:rPr>
+          <w:sz w:val="22"/>
+          <w:szCs w:val="22"/>
+        </w:rPr>
+        <w:t xml:space="preserve">understanding of IPv6 performance and </w:t>
+      </w:r>
+      <w:r>
+        <w:rPr>
+          <w:sz w:val="22"/>
+          <w:szCs w:val="22"/>
+        </w:rPr>
+        <w:t>supports</w:t>
+      </w:r>
+      <w:r>
+        <w:rPr>
+          <w:sz w:val="22"/>
+          <w:szCs w:val="22"/>
+        </w:rPr>
+        <w:t xml:space="preserve"> </w:t>
+      </w:r>
+      <w:r>
+        <w:rPr>
+          <w:sz w:val="22"/>
+          <w:szCs w:val="22"/>
+        </w:rPr>
+        <w:t xml:space="preserve">its transition into </w:t>
+      </w:r>
+      <w:r>
+        <w:rPr>
+          <w:sz w:val="22"/>
+          <w:szCs w:val="22"/>
+        </w:rPr>
+        <w:t>newer protocols like QUIC</w:t>
+      </w:r>
+      <w:r>
+        <w:rPr>
+          <w:sz w:val="22"/>
+          <w:szCs w:val="22"/>
+        </w:rPr>
+        <w:t>.</w:t>
+      </w:r>
+    </w:p>
+    <w:p>
+      <w:pPr>
+        <w:rPr>
+          <w:sz w:val="22"/>
+          <w:szCs w:val="22"/>
+        </w:rPr>
+      </w:pPr>
+    </w:p>
+    <w:p>
+      <w:pPr>
+        <w:rPr>
+          <w:b/>
+          <w:bCs/>
+          <w:sz w:val="22"/>
+          <w:szCs w:val="22"/>
+          <w:u w:val="single"/>
+        </w:rPr>
+      </w:pPr>
+      <w:r>
+        <w:rPr>
+          <w:b/>
+          <w:bCs/>
+          <w:sz w:val="22"/>
+          <w:szCs w:val="22"/>
+          <w:u w:val="single"/>
+        </w:rPr>
+        <w:t>OR (IN THE LAYOUT OF THE POSTER EXAMPLE):</w:t>
+      </w:r>
+    </w:p>
+    <w:p>
+      <w:pPr>
+        <w:rPr>
+          <w:sz w:val="22"/>
+          <w:szCs w:val="22"/>
+        </w:rPr>
+      </w:pPr>
+    </w:p>
+    <w:p>
+      <w:pPr>
+        <w:rPr>
+          <w:sz w:val="22"/>
+          <w:szCs w:val="22"/>
+        </w:rPr>
+      </w:pPr>
+      <w:r>
+        <w:rPr>
+          <w:sz w:val="22"/>
+          <w:szCs w:val="22"/>
+        </w:rPr>
+        <w:t>This evaluation provides real-world data that compares the Network Performance between the different Linux operating systems and IPv4 and IPv6.</w:t>
+      </w:r>
+    </w:p>
+    <w:p>
+      <w:pPr>
+        <w:pStyle w:val="ListParagraph"/>
+        <w:numPr>
+          <w:ilvl w:val="0"/>
+          <w:numId w:val="3"/>
+        </w:numPr>
+        <w:rPr>
+          <w:sz w:val="22"/>
+          <w:szCs w:val="22"/>
+        </w:rPr>
+      </w:pPr>
+      <w:r>
+        <w:rPr>
+          <w:b/>
+          <w:bCs/>
+          <w:sz w:val="22"/>
+          <w:szCs w:val="22"/>
+        </w:rPr>
+        <w:t xml:space="preserve">Improves </w:t>
+      </w:r>
+      <w:r>
+        <w:rPr>
+          <w:b/>
+          <w:bCs/>
+          <w:sz w:val="22"/>
+          <w:szCs w:val="22"/>
+        </w:rPr>
+        <w:t>Understanding:</w:t>
+      </w:r>
+      <w:r>
+        <w:rPr>
+          <w:sz w:val="22"/>
+          <w:szCs w:val="22"/>
+        </w:rPr>
+        <w:t xml:space="preserve"> </w:t>
+      </w:r>
+      <w:r>
+        <w:rPr>
+          <w:sz w:val="22"/>
+          <w:szCs w:val="22"/>
+        </w:rPr>
+        <w:t xml:space="preserve">Understands the </w:t>
+      </w:r>
+      <w:r>
+        <w:rPr>
+          <w:sz w:val="22"/>
+          <w:szCs w:val="22"/>
+        </w:rPr>
+        <w:t xml:space="preserve">pros and cons of transitioning to IPv4 &amp; IPv6 </w:t>
+      </w:r>
+      <w:r>
+        <w:rPr>
+          <w:sz w:val="22"/>
+          <w:szCs w:val="22"/>
+        </w:rPr>
+        <w:t>and differences with TCP/UDP</w:t>
+      </w:r>
+      <w:r>
+        <w:rPr>
+          <w:sz w:val="22"/>
+          <w:szCs w:val="22"/>
+        </w:rPr>
+        <w:t>.</w:t>
+      </w:r>
+    </w:p>
+    <w:p>
+      <w:pPr>
+        <w:rPr>
+          <w:sz w:val="22"/>
+          <w:szCs w:val="22"/>
+        </w:rPr>
+      </w:pPr>
+      <w:r>
+        <w:rPr>
+          <w:sz w:val="22"/>
+          <w:szCs w:val="22"/>
+        </w:rPr>
+        <w:t>The results allow Dr. Lutui to compare historic and future data to track performance trends influencing IPv6 adoption on Linux.</w:t>
+      </w:r>
+    </w:p>
+    <w:p>
+      <w:pPr>
+        <w:pStyle w:val="ListParagraph"/>
+        <w:numPr>
+          <w:ilvl w:val="0"/>
+          <w:numId w:val="3"/>
+        </w:numPr>
+        <w:rPr>
+          <w:sz w:val="22"/>
+          <w:szCs w:val="22"/>
+        </w:rPr>
+      </w:pPr>
+      <w:r>
+        <w:rPr>
+          <w:b/>
+          <w:bCs/>
+          <w:sz w:val="22"/>
+          <w:szCs w:val="22"/>
+        </w:rPr>
+        <w:t>Future Protocol Application:</w:t>
+      </w:r>
+      <w:r>
+        <w:rPr>
+          <w:sz w:val="22"/>
+          <w:szCs w:val="22"/>
+        </w:rPr>
+        <w:t xml:space="preserve"> </w:t>
+      </w:r>
+      <w:r>
+        <w:rPr>
+          <w:sz w:val="22"/>
+          <w:szCs w:val="22"/>
+        </w:rPr>
+        <w:t>Aim</w:t>
+      </w:r>
+      <w:r>
+        <w:rPr>
+          <w:sz w:val="22"/>
+          <w:szCs w:val="22"/>
+        </w:rPr>
+        <w:t xml:space="preserve">s to </w:t>
+      </w:r>
+      <w:r>
+        <w:rPr>
+          <w:sz w:val="22"/>
+          <w:szCs w:val="22"/>
+        </w:rPr>
+        <w:t>encourage IPv6 adoption</w:t>
+      </w:r>
+      <w:r>
+        <w:rPr>
+          <w:sz w:val="22"/>
+          <w:szCs w:val="22"/>
+        </w:rPr>
+        <w:t xml:space="preserve"> and support its transition into newer protocols like QUIC.</w:t>
+      </w:r>
+    </w:p>
+    <w:p>
+      <w:pPr>
+        <w:rPr>
+          <w:sz w:val="22"/>
+          <w:szCs w:val="22"/>
+        </w:rPr>
+      </w:pPr>
+    </w:p>
+    <w:p>
+      <w:pPr>
+        <w:rPr>
+          <w:sz w:val="22"/>
+          <w:szCs w:val="22"/>
+        </w:rPr>
+      </w:pPr>
     </w:p>
     <w:sectPr>
       <w:pgSz w:w="11906" w:h="16838"/>
@@ -177,6 +777,119 @@
 <file path=word/numbering.xml><?xml version="1.0" encoding="utf-8"?>
 <w:numbering xmlns:wpc="http://schemas.microsoft.com/office/word/2010/wordprocessingCanvas" xmlns:cx="http://schemas.microsoft.com/office/drawing/2014/chartex" xmlns:cx1="http://schemas.microsoft.com/office/drawing/2015/9/8/chartex" xmlns:cx2="http://schemas.microsoft.com/office/drawing/2015/10/21/chartex" xmlns:cx3="http://schemas.microsoft.com/office/drawing/2016/5/9/chartex" xmlns:cx4="http://schemas.microsoft.com/office/drawing/2016/5/10/chartex" xmlns:cx5="http://schemas.microsoft.com/office/drawing/2016/5/11/chartex" xmlns:cx6="http://schemas.microsoft.com/office/drawing/2016/5/12/chartex" xmlns:cx7="http://schemas.microsoft.com/office/drawing/2016/5/13/chartex" xmlns:cx8="http://schemas.microsoft.com/office/drawing/2016/5/14/chartex" xmlns:mc="http://schemas.openxmlformats.org/markup-compatibility/2006" xmlns:aink="http://schemas.microsoft.com/office/drawing/2016/ink" xmlns:am3d="http://schemas.microsoft.com/office/drawing/2017/model3d" xmlns:o="urn:schemas-microsoft-com:office:office" xmlns:oel="http://schemas.microsoft.com/office/2019/extlst" xmlns:r="http://schemas.openxmlformats.org/officeDocument/2006/relationships" xmlns:m="http://schemas.openxmlformats.org/officeDocument/2006/math" xmlns:v="urn:schemas-microsoft-com:vml" xmlns:wp14="http://schemas.microsoft.com/office/word/2010/wordprocessingDrawing" xmlns:wp="http://schemas.openxmlformats.org/drawingml/2006/wordprocessingDrawing" xmlns:w10="urn:schemas-microsoft-com:office:word" xmlns:w="http://schemas.openxmlformats.org/wordprocessingml/2006/main" xmlns:w14="http://schemas.microsoft.com/office/word/2010/wordml" xmlns:w15="http://schemas.microsoft.com/office/word/2012/wordml" xmlns:w16cex="http://schemas.microsoft.com/office/word/2018/wordml/cex" xmlns:w16cid="http://schemas.microsoft.com/office/word/2016/wordml/cid" xmlns:w16="http://schemas.microsoft.com/office/word/2018/wordml" xmlns:w16du="http://schemas.microsoft.com/office/word/2023/wordml/word16du" xmlns:w16sdtdh="http://schemas.microsoft.com/office/word/2020/wordml/sdtdatahash" xmlns:w16sdtfl="http://schemas.microsoft.com/office/word/2024/wordml/sdtformatlock" xmlns:w16se="http://schemas.microsoft.com/office/word/2015/wordml/symex" xmlns:wpg="http://schemas.microsoft.com/office/word/2010/wordprocessingGroup" xmlns:wpi="http://schemas.microsoft.com/office/word/2010/wordprocessingInk" xmlns:wne="http://schemas.microsoft.com/office/word/2006/wordml" xmlns:wps="http://schemas.microsoft.com/office/word/2010/wordprocessingShape" mc:Ignorable="w14 w15 w16se w16cid w16 w16cex w16sdtdh w16sdtfl w16du wp14">
   <w:abstractNum w:abstractNumId="0" w15:restartNumberingAfterBreak="0">
+    <w:nsid w:val="0BA32961"/>
+    <w:multiLevelType w:val="hybridMultilevel"/>
+    <w:tmpl w:val="A600DDAC"/>
+    <w:lvl w:ilvl="0" w:tplc="0C090001">
+      <w:start w:val="1"/>
+      <w:numFmt w:val="bullet"/>
+      <w:lvlText w:val=""/>
+      <w:lvlJc w:val="left"/>
+      <w:pPr>
+        <w:ind w:left="720" w:hanging="360"/>
+      </w:pPr>
+      <w:rPr>
+        <w:rFonts w:ascii="Symbol" w:hAnsi="Symbol" w:hint="default"/>
+      </w:rPr>
+    </w:lvl>
+    <w:lvl w:ilvl="1" w:tplc="0C090003">
+      <w:start w:val="1"/>
+      <w:numFmt w:val="bullet"/>
+      <w:lvlText w:val="o"/>
+      <w:lvlJc w:val="left"/>
+      <w:pPr>
+        <w:ind w:left="1440" w:hanging="360"/>
+      </w:pPr>
+      <w:rPr>
+        <w:rFonts w:ascii="Courier New" w:hAnsi="Courier New" w:cs="Courier New" w:hint="default"/>
+      </w:rPr>
+    </w:lvl>
+    <w:lvl w:ilvl="2" w:tplc="0C090005" w:tentative="1">
+      <w:start w:val="1"/>
+      <w:numFmt w:val="bullet"/>
+      <w:lvlText w:val=""/>
+      <w:lvlJc w:val="left"/>
+      <w:pPr>
+        <w:ind w:left="2160" w:hanging="360"/>
+      </w:pPr>
+      <w:rPr>
+        <w:rFonts w:ascii="Wingdings" w:hAnsi="Wingdings" w:hint="default"/>
+      </w:rPr>
+    </w:lvl>
+    <w:lvl w:ilvl="3" w:tplc="0C090001" w:tentative="1">
+      <w:start w:val="1"/>
+      <w:numFmt w:val="bullet"/>
+      <w:lvlText w:val=""/>
+      <w:lvlJc w:val="left"/>
+      <w:pPr>
+        <w:ind w:left="2880" w:hanging="360"/>
+      </w:pPr>
+      <w:rPr>
+        <w:rFonts w:ascii="Symbol" w:hAnsi="Symbol" w:hint="default"/>
+      </w:rPr>
+    </w:lvl>
+    <w:lvl w:ilvl="4" w:tplc="0C090003" w:tentative="1">
+      <w:start w:val="1"/>
+      <w:numFmt w:val="bullet"/>
+      <w:lvlText w:val="o"/>
+      <w:lvlJc w:val="left"/>
+      <w:pPr>
+        <w:ind w:left="3600" w:hanging="360"/>
+      </w:pPr>
+      <w:rPr>
+        <w:rFonts w:ascii="Courier New" w:hAnsi="Courier New" w:cs="Courier New" w:hint="default"/>
+      </w:rPr>
+    </w:lvl>
+    <w:lvl w:ilvl="5" w:tplc="0C090005" w:tentative="1">
+      <w:start w:val="1"/>
+      <w:numFmt w:val="bullet"/>
+      <w:lvlText w:val=""/>
+      <w:lvlJc w:val="left"/>
+      <w:pPr>
+        <w:ind w:left="4320" w:hanging="360"/>
+      </w:pPr>
+      <w:rPr>
+        <w:rFonts w:ascii="Wingdings" w:hAnsi="Wingdings" w:hint="default"/>
+      </w:rPr>
+    </w:lvl>
+    <w:lvl w:ilvl="6" w:tplc="0C090001" w:tentative="1">
+      <w:start w:val="1"/>
+      <w:numFmt w:val="bullet"/>
+      <w:lvlText w:val=""/>
+      <w:lvlJc w:val="left"/>
+      <w:pPr>
+        <w:ind w:left="5040" w:hanging="360"/>
+      </w:pPr>
+      <w:rPr>
+        <w:rFonts w:ascii="Symbol" w:hAnsi="Symbol" w:hint="default"/>
+      </w:rPr>
+    </w:lvl>
+    <w:lvl w:ilvl="7" w:tplc="0C090003" w:tentative="1">
+      <w:start w:val="1"/>
+      <w:numFmt w:val="bullet"/>
+      <w:lvlText w:val="o"/>
+      <w:lvlJc w:val="left"/>
+      <w:pPr>
+        <w:ind w:left="5760" w:hanging="360"/>
+      </w:pPr>
+      <w:rPr>
+        <w:rFonts w:ascii="Courier New" w:hAnsi="Courier New" w:cs="Courier New" w:hint="default"/>
+      </w:rPr>
+    </w:lvl>
+    <w:lvl w:ilvl="8" w:tplc="0C090005" w:tentative="1">
+      <w:start w:val="1"/>
+      <w:numFmt w:val="bullet"/>
+      <w:lvlText w:val=""/>
+      <w:lvlJc w:val="left"/>
+      <w:pPr>
+        <w:ind w:left="6480" w:hanging="360"/>
+      </w:pPr>
+      <w:rPr>
+        <w:rFonts w:ascii="Wingdings" w:hAnsi="Wingdings" w:hint="default"/>
+      </w:rPr>
+    </w:lvl>
+  </w:abstractNum>
+  <w:abstractNum w:abstractNumId="1" w15:restartNumberingAfterBreak="0">
     <w:nsid w:val="3EAF70CA"/>
     <w:multiLevelType w:val="hybridMultilevel"/>
     <w:tmpl w:val="7F1E2A1A"/>
@@ -289,7 +1002,126 @@
       </w:rPr>
     </w:lvl>
   </w:abstractNum>
+  <w:abstractNum w:abstractNumId="2" w15:restartNumberingAfterBreak="0">
+    <w:nsid w:val="739278EC"/>
+    <w:multiLevelType w:val="hybridMultilevel"/>
+    <w:tmpl w:val="95102274"/>
+    <w:lvl w:ilvl="0" w:tplc="0C090001">
+      <w:start w:val="1"/>
+      <w:numFmt w:val="bullet"/>
+      <w:lvlText w:val=""/>
+      <w:lvlJc w:val="left"/>
+      <w:pPr>
+        <w:ind w:left="720" w:hanging="360"/>
+      </w:pPr>
+      <w:rPr>
+        <w:rFonts w:ascii="Symbol" w:hAnsi="Symbol" w:hint="default"/>
+      </w:rPr>
+    </w:lvl>
+    <w:lvl w:ilvl="1" w:tplc="0C090003" w:tentative="1">
+      <w:start w:val="1"/>
+      <w:numFmt w:val="bullet"/>
+      <w:lvlText w:val="o"/>
+      <w:lvlJc w:val="left"/>
+      <w:pPr>
+        <w:ind w:left="1440" w:hanging="360"/>
+      </w:pPr>
+      <w:rPr>
+        <w:rFonts w:ascii="Courier New" w:hAnsi="Courier New" w:cs="Courier New" w:hint="default"/>
+      </w:rPr>
+    </w:lvl>
+    <w:lvl w:ilvl="2" w:tplc="0C090005" w:tentative="1">
+      <w:start w:val="1"/>
+      <w:numFmt w:val="bullet"/>
+      <w:lvlText w:val=""/>
+      <w:lvlJc w:val="left"/>
+      <w:pPr>
+        <w:ind w:left="2160" w:hanging="360"/>
+      </w:pPr>
+      <w:rPr>
+        <w:rFonts w:ascii="Wingdings" w:hAnsi="Wingdings" w:hint="default"/>
+      </w:rPr>
+    </w:lvl>
+    <w:lvl w:ilvl="3" w:tplc="0C090001" w:tentative="1">
+      <w:start w:val="1"/>
+      <w:numFmt w:val="bullet"/>
+      <w:lvlText w:val=""/>
+      <w:lvlJc w:val="left"/>
+      <w:pPr>
+        <w:ind w:left="2880" w:hanging="360"/>
+      </w:pPr>
+      <w:rPr>
+        <w:rFonts w:ascii="Symbol" w:hAnsi="Symbol" w:hint="default"/>
+      </w:rPr>
+    </w:lvl>
+    <w:lvl w:ilvl="4" w:tplc="0C090003" w:tentative="1">
+      <w:start w:val="1"/>
+      <w:numFmt w:val="bullet"/>
+      <w:lvlText w:val="o"/>
+      <w:lvlJc w:val="left"/>
+      <w:pPr>
+        <w:ind w:left="3600" w:hanging="360"/>
+      </w:pPr>
+      <w:rPr>
+        <w:rFonts w:ascii="Courier New" w:hAnsi="Courier New" w:cs="Courier New" w:hint="default"/>
+      </w:rPr>
+    </w:lvl>
+    <w:lvl w:ilvl="5" w:tplc="0C090005" w:tentative="1">
+      <w:start w:val="1"/>
+      <w:numFmt w:val="bullet"/>
+      <w:lvlText w:val=""/>
+      <w:lvlJc w:val="left"/>
+      <w:pPr>
+        <w:ind w:left="4320" w:hanging="360"/>
+      </w:pPr>
+      <w:rPr>
+        <w:rFonts w:ascii="Wingdings" w:hAnsi="Wingdings" w:hint="default"/>
+      </w:rPr>
+    </w:lvl>
+    <w:lvl w:ilvl="6" w:tplc="0C090001" w:tentative="1">
+      <w:start w:val="1"/>
+      <w:numFmt w:val="bullet"/>
+      <w:lvlText w:val=""/>
+      <w:lvlJc w:val="left"/>
+      <w:pPr>
+        <w:ind w:left="5040" w:hanging="360"/>
+      </w:pPr>
+      <w:rPr>
+        <w:rFonts w:ascii="Symbol" w:hAnsi="Symbol" w:hint="default"/>
+      </w:rPr>
+    </w:lvl>
+    <w:lvl w:ilvl="7" w:tplc="0C090003" w:tentative="1">
+      <w:start w:val="1"/>
+      <w:numFmt w:val="bullet"/>
+      <w:lvlText w:val="o"/>
+      <w:lvlJc w:val="left"/>
+      <w:pPr>
+        <w:ind w:left="5760" w:hanging="360"/>
+      </w:pPr>
+      <w:rPr>
+        <w:rFonts w:ascii="Courier New" w:hAnsi="Courier New" w:cs="Courier New" w:hint="default"/>
+      </w:rPr>
+    </w:lvl>
+    <w:lvl w:ilvl="8" w:tplc="0C090005" w:tentative="1">
+      <w:start w:val="1"/>
+      <w:numFmt w:val="bullet"/>
+      <w:lvlText w:val=""/>
+      <w:lvlJc w:val="left"/>
+      <w:pPr>
+        <w:ind w:left="6480" w:hanging="360"/>
+      </w:pPr>
+      <w:rPr>
+        <w:rFonts w:ascii="Wingdings" w:hAnsi="Wingdings" w:hint="default"/>
+      </w:rPr>
+    </w:lvl>
+  </w:abstractNum>
   <w:num w:numId="1" w16cid:durableId="180634015">
+    <w:abstractNumId w:val="1"/>
+  </w:num>
+  <w:num w:numId="2" w16cid:durableId="1013461351">
+    <w:abstractNumId w:val="2"/>
+  </w:num>
+  <w:num w:numId="3" w16cid:durableId="269430923">
     <w:abstractNumId w:val="0"/>
   </w:num>
 </w:numbering>
